--- a/syllabus/EA_Syllabus_genAI_finance_2026_UPDATED.docx
+++ b/syllabus/EA_Syllabus_genAI_finance_2026_UPDATED.docx
@@ -56,12 +56,6 @@
         <w:gridCol w:w="7360"/>
       </w:tblGrid>
       <w:tr>
-        <w:tblPrEx>
-          <w:tblCellMar>
-            <w:top w:w="0" w:type="dxa"/>
-            <w:bottom w:w="0" w:type="dxa"/>
-          </w:tblCellMar>
-        </w:tblPrEx>
         <w:tc>
           <w:tcPr>
             <w:tcW w:w="2000" w:type="dxa"/>
@@ -118,12 +112,6 @@
         </w:tc>
       </w:tr>
       <w:tr>
-        <w:tblPrEx>
-          <w:tblCellMar>
-            <w:top w:w="0" w:type="dxa"/>
-            <w:bottom w:w="0" w:type="dxa"/>
-          </w:tblCellMar>
-        </w:tblPrEx>
         <w:tc>
           <w:tcPr>
             <w:tcW w:w="2000" w:type="dxa"/>
@@ -177,12 +165,6 @@
         </w:tc>
       </w:tr>
       <w:tr>
-        <w:tblPrEx>
-          <w:tblCellMar>
-            <w:top w:w="0" w:type="dxa"/>
-            <w:bottom w:w="0" w:type="dxa"/>
-          </w:tblCellMar>
-        </w:tblPrEx>
         <w:tc>
           <w:tcPr>
             <w:tcW w:w="2000" w:type="dxa"/>
@@ -236,12 +218,6 @@
         </w:tc>
       </w:tr>
       <w:tr>
-        <w:tblPrEx>
-          <w:tblCellMar>
-            <w:top w:w="0" w:type="dxa"/>
-            <w:bottom w:w="0" w:type="dxa"/>
-          </w:tblCellMar>
-        </w:tblPrEx>
         <w:tc>
           <w:tcPr>
             <w:tcW w:w="2000" w:type="dxa"/>
@@ -295,12 +271,6 @@
         </w:tc>
       </w:tr>
       <w:tr>
-        <w:tblPrEx>
-          <w:tblCellMar>
-            <w:top w:w="0" w:type="dxa"/>
-            <w:bottom w:w="0" w:type="dxa"/>
-          </w:tblCellMar>
-        </w:tblPrEx>
         <w:tc>
           <w:tcPr>
             <w:tcW w:w="2000" w:type="dxa"/>
@@ -354,12 +324,6 @@
         </w:tc>
       </w:tr>
       <w:tr>
-        <w:tblPrEx>
-          <w:tblCellMar>
-            <w:top w:w="0" w:type="dxa"/>
-            <w:bottom w:w="0" w:type="dxa"/>
-          </w:tblCellMar>
-        </w:tblPrEx>
         <w:tc>
           <w:tcPr>
             <w:tcW w:w="2000" w:type="dxa"/>
@@ -407,18 +371,18 @@
           </w:tcPr>
           <w:p>
             <w:r>
-              <w:t>Aug ¾, 2026</w:t>
+              <w:t>Aug</w:t>
+            </w:r>
+            <w:r>
+              <w:t xml:space="preserve"> 3-4</w:t>
+            </w:r>
+            <w:r>
+              <w:t>, 2026</w:t>
             </w:r>
           </w:p>
         </w:tc>
       </w:tr>
       <w:tr>
-        <w:tblPrEx>
-          <w:tblCellMar>
-            <w:top w:w="0" w:type="dxa"/>
-            <w:bottom w:w="0" w:type="dxa"/>
-          </w:tblCellMar>
-        </w:tblPrEx>
         <w:tc>
           <w:tcPr>
             <w:tcW w:w="2000" w:type="dxa"/>
@@ -501,12 +465,6 @@
         <w:gridCol w:w="9360"/>
       </w:tblGrid>
       <w:tr>
-        <w:tblPrEx>
-          <w:tblCellMar>
-            <w:top w:w="0" w:type="dxa"/>
-            <w:bottom w:w="0" w:type="dxa"/>
-          </w:tblCellMar>
-        </w:tblPrEx>
         <w:tc>
           <w:tcPr>
             <w:tcW w:w="9360" w:type="dxa"/>
@@ -883,12 +841,6 @@
         <w:gridCol w:w="9360"/>
       </w:tblGrid>
       <w:tr>
-        <w:tblPrEx>
-          <w:tblCellMar>
-            <w:top w:w="0" w:type="dxa"/>
-            <w:bottom w:w="0" w:type="dxa"/>
-          </w:tblCellMar>
-        </w:tblPrEx>
         <w:tc>
           <w:tcPr>
             <w:tcW w:w="9360" w:type="dxa"/>
@@ -942,12 +894,6 @@
               <w:gridCol w:w="3480"/>
             </w:tblGrid>
             <w:tr>
-              <w:tblPrEx>
-                <w:tblCellMar>
-                  <w:top w:w="0" w:type="dxa"/>
-                  <w:bottom w:w="0" w:type="dxa"/>
-                </w:tblCellMar>
-              </w:tblPrEx>
               <w:tc>
                 <w:tcPr>
                   <w:tcW w:w="2000" w:type="dxa"/>
@@ -1025,12 +971,6 @@
               </w:tc>
             </w:tr>
             <w:tr>
-              <w:tblPrEx>
-                <w:tblCellMar>
-                  <w:top w:w="0" w:type="dxa"/>
-                  <w:bottom w:w="0" w:type="dxa"/>
-                </w:tblCellMar>
-              </w:tblPrEx>
               <w:tc>
                 <w:tcPr>
                   <w:tcW w:w="2000" w:type="dxa"/>
@@ -1116,12 +1056,6 @@
               </w:tc>
             </w:tr>
             <w:tr>
-              <w:tblPrEx>
-                <w:tblCellMar>
-                  <w:top w:w="0" w:type="dxa"/>
-                  <w:bottom w:w="0" w:type="dxa"/>
-                </w:tblCellMar>
-              </w:tblPrEx>
               <w:tc>
                 <w:tcPr>
                   <w:tcW w:w="2000" w:type="dxa"/>
@@ -1207,12 +1141,6 @@
               </w:tc>
             </w:tr>
             <w:tr>
-              <w:tblPrEx>
-                <w:tblCellMar>
-                  <w:top w:w="0" w:type="dxa"/>
-                  <w:bottom w:w="0" w:type="dxa"/>
-                </w:tblCellMar>
-              </w:tblPrEx>
               <w:tc>
                 <w:tcPr>
                   <w:tcW w:w="2000" w:type="dxa"/>
@@ -1335,12 +1263,6 @@
         <w:gridCol w:w="9360"/>
       </w:tblGrid>
       <w:tr>
-        <w:tblPrEx>
-          <w:tblCellMar>
-            <w:top w:w="0" w:type="dxa"/>
-            <w:bottom w:w="0" w:type="dxa"/>
-          </w:tblCellMar>
-        </w:tblPrEx>
         <w:tc>
           <w:tcPr>
             <w:tcW w:w="9360" w:type="dxa"/>
@@ -1509,16 +1431,7 @@
             </w:r>
             <w:proofErr w:type="spellEnd"/>
             <w:r>
-              <w:t>/deepseek-v4-pro</w:t>
-            </w:r>
-            <w:r>
-              <w:t xml:space="preserve"> or </w:t>
-            </w:r>
-            <w:r>
-              <w:t>Claude Haiku 4.5</w:t>
-            </w:r>
-            <w:r>
-              <w:t xml:space="preserve"> although the landscape may change by the time class begins!</w:t>
+              <w:t>/deepseek-v4-pro or Claude Haiku 4.5 although the landscape may change by the time class begins!</w:t>
             </w:r>
           </w:p>
           <w:p>
@@ -1709,10 +1622,7 @@
               </w:r>
             </w:hyperlink>
             <w:r>
-              <w:t xml:space="preserve"> </w:t>
-            </w:r>
-            <w:r>
-              <w:t>— AI-powered negotiation simulator used to practice system-prompt design</w:t>
+              <w:t xml:space="preserve"> — AI-powered negotiation simulator used to practice system-prompt design</w:t>
             </w:r>
           </w:p>
         </w:tc>
@@ -1751,12 +1661,6 @@
         <w:gridCol w:w="9360"/>
       </w:tblGrid>
       <w:tr>
-        <w:tblPrEx>
-          <w:tblCellMar>
-            <w:top w:w="0" w:type="dxa"/>
-            <w:bottom w:w="0" w:type="dxa"/>
-          </w:tblCellMar>
-        </w:tblPrEx>
         <w:tc>
           <w:tcPr>
             <w:tcW w:w="9360" w:type="dxa"/>
@@ -2101,12 +2005,6 @@
         <w:gridCol w:w="9360"/>
       </w:tblGrid>
       <w:tr>
-        <w:tblPrEx>
-          <w:tblCellMar>
-            <w:top w:w="0" w:type="dxa"/>
-            <w:bottom w:w="0" w:type="dxa"/>
-          </w:tblCellMar>
-        </w:tblPrEx>
         <w:tc>
           <w:tcPr>
             <w:tcW w:w="9360" w:type="dxa"/>
@@ -2181,6 +2079,9 @@
       </w:pPr>
       <w:r>
         <w:t>Pre-Module Assignments</w:t>
+      </w:r>
+      <w:r>
+        <w:t xml:space="preserve"> - Individual</w:t>
       </w:r>
     </w:p>
     <w:p/>
@@ -2271,14 +2172,7 @@
           <w:b/>
           <w:bCs/>
         </w:rPr>
-        <w:t xml:space="preserve"> </w:t>
-      </w:r>
-      <w:r>
-        <w:rPr>
-          <w:b/>
-          <w:bCs/>
-        </w:rPr>
-        <w:t>The course repo has instructions.</w:t>
+        <w:t xml:space="preserve"> The course repo has instructions.</w:t>
       </w:r>
     </w:p>
     <w:p>
@@ -2325,14 +2219,7 @@
           <w:i/>
           <w:iCs/>
         </w:rPr>
-        <w:t>Create a free personal account at openrouter.ai and generate your own API key. Save it somewhere safe. You will use the instructor's shared key during class but will need your own for pre-module and post-module assignments.</w:t>
-      </w:r>
-      <w:r>
-        <w:rPr>
-          <w:i/>
-          <w:iCs/>
-        </w:rPr>
-        <w:t xml:space="preserve">  </w:t>
+        <w:t xml:space="preserve">Create a free personal account at openrouter.ai and generate your own API key. Save it somewhere safe. You will use the instructor's shared key during class but will need your own for pre-module and post-module assignments.  </w:t>
       </w:r>
       <w:proofErr w:type="spellStart"/>
       <w:r>
@@ -2394,12 +2281,6 @@
         <w:gridCol w:w="9360"/>
       </w:tblGrid>
       <w:tr>
-        <w:tblPrEx>
-          <w:tblCellMar>
-            <w:top w:w="0" w:type="dxa"/>
-            <w:bottom w:w="0" w:type="dxa"/>
-          </w:tblCellMar>
-        </w:tblPrEx>
         <w:tc>
           <w:tcPr>
             <w:tcW w:w="9360" w:type="dxa"/>
@@ -2514,12 +2395,6 @@
         <w:gridCol w:w="9360"/>
       </w:tblGrid>
       <w:tr>
-        <w:tblPrEx>
-          <w:tblCellMar>
-            <w:top w:w="0" w:type="dxa"/>
-            <w:bottom w:w="0" w:type="dxa"/>
-          </w:tblCellMar>
-        </w:tblPrEx>
         <w:tc>
           <w:tcPr>
             <w:tcW w:w="9360" w:type="dxa"/>
@@ -2559,13 +2434,19 @@
               <w:t xml:space="preserve">and engage in at least </w:t>
             </w:r>
             <w:r>
-              <w:t>4</w:t>
+              <w:t>10</w:t>
             </w:r>
             <w:r>
               <w:t xml:space="preserve"> negotiation simulations</w:t>
             </w:r>
             <w:r>
-              <w:t xml:space="preserve"> (2 of each scenario)</w:t>
+              <w:t xml:space="preserve"> (</w:t>
+            </w:r>
+            <w:r>
+              <w:t>5</w:t>
+            </w:r>
+            <w:r>
+              <w:t xml:space="preserve"> of each scenario)</w:t>
             </w:r>
             <w:r>
               <w:t>. Before each simulation, write a system prompt in a text file that instructs the AI counterpart to behave in a specific, constrained way (e.g., a stubborn seller, a data-driven buyer). Observe how your system prompt shapes the AI behavior.</w:t>
@@ -2581,14 +2462,63 @@
                 <w:b/>
                 <w:bCs/>
               </w:rPr>
-              <w:t xml:space="preserve">Deliverable: A 1-page reflection (PDF) describing the two system prompts you wrote, what behavior you intended, what behavior you observed, and what you would change. </w:t>
-            </w:r>
-            <w:r>
-              <w:rPr>
-                <w:b/>
-                <w:bCs/>
-              </w:rPr>
-              <w:t>**The URLs for your 4+ negotiations i.e. “</w:t>
+              <w:t>Deliverable: A 1-page reflection (PDF) describing the</w:t>
+            </w:r>
+            <w:r>
+              <w:rPr>
+                <w:b/>
+                <w:bCs/>
+              </w:rPr>
+              <w:t xml:space="preserve"> tactics of your</w:t>
+            </w:r>
+            <w:r>
+              <w:rPr>
+                <w:b/>
+                <w:bCs/>
+              </w:rPr>
+              <w:t xml:space="preserve"> </w:t>
+            </w:r>
+            <w:r>
+              <w:rPr>
+                <w:b/>
+                <w:bCs/>
+              </w:rPr>
+              <w:t>system prompts, what behavior you intended, what behavior you observed, and what you would change.</w:t>
+            </w:r>
+            <w:r>
+              <w:rPr>
+                <w:b/>
+                <w:bCs/>
+              </w:rPr>
+              <w:t xml:space="preserve">  Note in your reflection paper what you changed negotiation by negotiation and also any external guidance, or data you injected into your evolving system prompts.  Additionally if you happen to “win” some of the negotiations, reflect explicitly on your win themes, or what you believe made the difference, it may be something you wrote or merely you were assigned a “better/larger” model for example. </w:t>
+            </w:r>
+            <w:r>
+              <w:rPr>
+                <w:b/>
+                <w:bCs/>
+              </w:rPr>
+              <w:t xml:space="preserve"> </w:t>
+            </w:r>
+            <w:r>
+              <w:rPr>
+                <w:b/>
+                <w:bCs/>
+              </w:rPr>
+              <w:t xml:space="preserve">**The URLs for your </w:t>
+            </w:r>
+            <w:r>
+              <w:rPr>
+                <w:b/>
+                <w:bCs/>
+              </w:rPr>
+              <w:t>10</w:t>
+            </w:r>
+            <w:r>
+              <w:rPr>
+                <w:b/>
+                <w:bCs/>
+              </w:rPr>
+              <w:t>+ negotiations i.e. “</w:t>
             </w:r>
             <w:r>
               <w:rPr>
@@ -2666,12 +2596,6 @@
         <w:gridCol w:w="6360"/>
       </w:tblGrid>
       <w:tr>
-        <w:tblPrEx>
-          <w:tblCellMar>
-            <w:top w:w="0" w:type="dxa"/>
-            <w:bottom w:w="0" w:type="dxa"/>
-          </w:tblCellMar>
-        </w:tblPrEx>
         <w:trPr>
           <w:tblHeader/>
         </w:trPr>
@@ -2761,12 +2685,6 @@
         </w:tc>
       </w:tr>
       <w:tr>
-        <w:tblPrEx>
-          <w:tblCellMar>
-            <w:top w:w="0" w:type="dxa"/>
-            <w:bottom w:w="0" w:type="dxa"/>
-          </w:tblCellMar>
-        </w:tblPrEx>
         <w:tc>
           <w:tcPr>
             <w:tcW w:w="1600" w:type="dxa"/>
@@ -2902,12 +2820,6 @@
         </w:tc>
       </w:tr>
       <w:tr>
-        <w:tblPrEx>
-          <w:tblCellMar>
-            <w:top w:w="0" w:type="dxa"/>
-            <w:bottom w:w="0" w:type="dxa"/>
-          </w:tblCellMar>
-        </w:tblPrEx>
         <w:tc>
           <w:tcPr>
             <w:tcW w:w="1600" w:type="dxa"/>
@@ -3013,12 +2925,6 @@
         </w:tc>
       </w:tr>
       <w:tr>
-        <w:tblPrEx>
-          <w:tblCellMar>
-            <w:top w:w="0" w:type="dxa"/>
-            <w:bottom w:w="0" w:type="dxa"/>
-          </w:tblCellMar>
-        </w:tblPrEx>
         <w:tc>
           <w:tcPr>
             <w:tcW w:w="1600" w:type="dxa"/>
@@ -3138,12 +3044,6 @@
         </w:tc>
       </w:tr>
       <w:tr>
-        <w:tblPrEx>
-          <w:tblCellMar>
-            <w:top w:w="0" w:type="dxa"/>
-            <w:bottom w:w="0" w:type="dxa"/>
-          </w:tblCellMar>
-        </w:tblPrEx>
         <w:tc>
           <w:tcPr>
             <w:tcW w:w="1600" w:type="dxa"/>
@@ -3235,12 +3135,6 @@
         </w:tc>
       </w:tr>
       <w:tr>
-        <w:tblPrEx>
-          <w:tblCellMar>
-            <w:top w:w="0" w:type="dxa"/>
-            <w:bottom w:w="0" w:type="dxa"/>
-          </w:tblCellMar>
-        </w:tblPrEx>
         <w:tc>
           <w:tcPr>
             <w:tcW w:w="1600" w:type="dxa"/>
@@ -3340,7 +3234,7 @@
                 <w:sz w:val="17"/>
                 <w:szCs w:val="17"/>
               </w:rPr>
-              <w:t xml:space="preserve">What is vibe coding and when is it appropriate? Iterative prompting workflow: describe intent → generate → review → refine. Writing functional requirements that an LLM can act on. Reading and stress-testing AI-generated code before committing. Common failure modes (silent logic errors, hallucinated API endpoints, dependency mismatches). Hands-on: each student vibe-codes a </w:t>
+              <w:t xml:space="preserve">What is vibe coding and when is it appropriate? Iterative prompting workflow: describe intent → generate → review → refine. Writing functional requirements </w:t>
             </w:r>
             <w:r>
               <w:rPr>
@@ -3348,18 +3242,12 @@
                 <w:szCs w:val="17"/>
               </w:rPr>
               <w:lastRenderedPageBreak/>
-              <w:t>trivial 10-line utility function and deliberately breaks it to practice debugging AI output.</w:t>
+              <w:t>that an LLM can act on. Reading and stress-testing AI-generated code before committing. Common failure modes (silent logic errors, hallucinated API endpoints, dependency mismatches). Hands-on: each student vibe-codes a trivial 10-line utility function and deliberately breaks it to practice debugging AI output.</w:t>
             </w:r>
           </w:p>
         </w:tc>
       </w:tr>
       <w:tr>
-        <w:tblPrEx>
-          <w:tblCellMar>
-            <w:top w:w="0" w:type="dxa"/>
-            <w:bottom w:w="0" w:type="dxa"/>
-          </w:tblCellMar>
-        </w:tblPrEx>
         <w:tc>
           <w:tcPr>
             <w:tcW w:w="1600" w:type="dxa"/>
@@ -3617,6 +3505,20 @@
                 <w:szCs w:val="17"/>
               </w:rPr>
               <w:t xml:space="preserve"> (shared class key). Students commit and push Repo 1 to GitHub before end of day. Non-coding students: instructor demonstrates how to publish to a personal GitHub repository and enable GitHub Pages.</w:t>
+            </w:r>
+            <w:r>
+              <w:rPr>
+                <w:sz w:val="17"/>
+                <w:szCs w:val="17"/>
+              </w:rPr>
+              <w:t xml:space="preserve"> </w:t>
+            </w:r>
+            <w:r>
+              <w:rPr>
+                <w:sz w:val="17"/>
+                <w:szCs w:val="17"/>
+              </w:rPr>
+              <w:t>Students push a v0.1.0 tag to trigger their first GitHub Actions deployment and verify the live GitHub Pages URL before end of day.</w:t>
             </w:r>
           </w:p>
         </w:tc>
@@ -3696,12 +3598,6 @@
         <w:gridCol w:w="6360"/>
       </w:tblGrid>
       <w:tr>
-        <w:tblPrEx>
-          <w:tblCellMar>
-            <w:top w:w="0" w:type="dxa"/>
-            <w:bottom w:w="0" w:type="dxa"/>
-          </w:tblCellMar>
-        </w:tblPrEx>
         <w:trPr>
           <w:tblHeader/>
         </w:trPr>
@@ -3791,12 +3687,6 @@
         </w:tc>
       </w:tr>
       <w:tr>
-        <w:tblPrEx>
-          <w:tblCellMar>
-            <w:top w:w="0" w:type="dxa"/>
-            <w:bottom w:w="0" w:type="dxa"/>
-          </w:tblCellMar>
-        </w:tblPrEx>
         <w:tc>
           <w:tcPr>
             <w:tcW w:w="1600" w:type="dxa"/>
@@ -3918,12 +3808,6 @@
         </w:tc>
       </w:tr>
       <w:tr>
-        <w:tblPrEx>
-          <w:tblCellMar>
-            <w:top w:w="0" w:type="dxa"/>
-            <w:bottom w:w="0" w:type="dxa"/>
-          </w:tblCellMar>
-        </w:tblPrEx>
         <w:tc>
           <w:tcPr>
             <w:tcW w:w="1600" w:type="dxa"/>
@@ -4061,12 +3945,6 @@
         </w:tc>
       </w:tr>
       <w:tr>
-        <w:tblPrEx>
-          <w:tblCellMar>
-            <w:top w:w="0" w:type="dxa"/>
-            <w:bottom w:w="0" w:type="dxa"/>
-          </w:tblCellMar>
-        </w:tblPrEx>
         <w:tc>
           <w:tcPr>
             <w:tcW w:w="1600" w:type="dxa"/>
@@ -4166,7 +4044,15 @@
                 <w:sz w:val="17"/>
                 <w:szCs w:val="17"/>
               </w:rPr>
-              <w:t>Each Finance student updates their Day 1 SPA (Repo 1) to add: (1) a news context panel using the newsapi.org API to fetch recent articles for the entered ticker; (2) a Riskline macro-risk summary injected into the LLM system prompt; (3) a sentiment/NER summary of the top news articles. The LLM research note is upgraded to incorporate all context sources. Students push this update to their repository.</w:t>
+              <w:t xml:space="preserve">Each Finance student updates their Day 1 SPA (Repo 1) to add: (1) a news context panel using the newsapi.org API to fetch recent articles for the entered ticker; (2) a Riskline macro-risk summary injected into the LLM system prompt; (3) a sentiment/NER summary of the top news articles. The LLM research note is </w:t>
+            </w:r>
+            <w:r>
+              <w:rPr>
+                <w:sz w:val="17"/>
+                <w:szCs w:val="17"/>
+              </w:rPr>
+              <w:lastRenderedPageBreak/>
+              <w:t>upgraded to incorporate all context sources. Students push this update to their repository.</w:t>
             </w:r>
           </w:p>
           <w:p>
@@ -4236,12 +4122,6 @@
         <w:gridCol w:w="6360"/>
       </w:tblGrid>
       <w:tr>
-        <w:tblPrEx>
-          <w:tblCellMar>
-            <w:top w:w="0" w:type="dxa"/>
-            <w:bottom w:w="0" w:type="dxa"/>
-          </w:tblCellMar>
-        </w:tblPrEx>
         <w:trPr>
           <w:tblHeader/>
         </w:trPr>
@@ -4331,12 +4211,6 @@
         </w:tc>
       </w:tr>
       <w:tr>
-        <w:tblPrEx>
-          <w:tblCellMar>
-            <w:top w:w="0" w:type="dxa"/>
-            <w:bottom w:w="0" w:type="dxa"/>
-          </w:tblCellMar>
-        </w:tblPrEx>
         <w:tc>
           <w:tcPr>
             <w:tcW w:w="1600" w:type="dxa"/>
@@ -4474,12 +4348,6 @@
         </w:tc>
       </w:tr>
       <w:tr>
-        <w:tblPrEx>
-          <w:tblCellMar>
-            <w:top w:w="0" w:type="dxa"/>
-            <w:bottom w:w="0" w:type="dxa"/>
-          </w:tblCellMar>
-        </w:tblPrEx>
         <w:tc>
           <w:tcPr>
             <w:tcW w:w="1600" w:type="dxa"/>
@@ -4585,12 +4453,6 @@
         </w:tc>
       </w:tr>
       <w:tr>
-        <w:tblPrEx>
-          <w:tblCellMar>
-            <w:top w:w="0" w:type="dxa"/>
-            <w:bottom w:w="0" w:type="dxa"/>
-          </w:tblCellMar>
-        </w:tblPrEx>
         <w:tc>
           <w:tcPr>
             <w:tcW w:w="1600" w:type="dxa"/>
@@ -4753,12 +4615,6 @@
         <w:gridCol w:w="6360"/>
       </w:tblGrid>
       <w:tr>
-        <w:tblPrEx>
-          <w:tblCellMar>
-            <w:top w:w="0" w:type="dxa"/>
-            <w:bottom w:w="0" w:type="dxa"/>
-          </w:tblCellMar>
-        </w:tblPrEx>
         <w:trPr>
           <w:tblHeader/>
         </w:trPr>
@@ -4848,12 +4704,6 @@
         </w:tc>
       </w:tr>
       <w:tr>
-        <w:tblPrEx>
-          <w:tblCellMar>
-            <w:top w:w="0" w:type="dxa"/>
-            <w:bottom w:w="0" w:type="dxa"/>
-          </w:tblCellMar>
-        </w:tblPrEx>
         <w:tc>
           <w:tcPr>
             <w:tcW w:w="1600" w:type="dxa"/>
@@ -5067,12 +4917,6 @@
         </w:tc>
       </w:tr>
       <w:tr>
-        <w:tblPrEx>
-          <w:tblCellMar>
-            <w:top w:w="0" w:type="dxa"/>
-            <w:bottom w:w="0" w:type="dxa"/>
-          </w:tblCellMar>
-        </w:tblPrEx>
         <w:tc>
           <w:tcPr>
             <w:tcW w:w="1600" w:type="dxa"/>
@@ -5164,12 +5008,6 @@
         </w:tc>
       </w:tr>
       <w:tr>
-        <w:tblPrEx>
-          <w:tblCellMar>
-            <w:top w:w="0" w:type="dxa"/>
-            <w:bottom w:w="0" w:type="dxa"/>
-          </w:tblCellMar>
-        </w:tblPrEx>
         <w:tc>
           <w:tcPr>
             <w:tcW w:w="1600" w:type="dxa"/>
@@ -5269,18 +5107,20 @@
                 <w:sz w:val="17"/>
                 <w:szCs w:val="17"/>
               </w:rPr>
-              <w:t>Instructor drives a class-wide vibe-coding session using directed prompts projected on screen. Students follow along in their own Vite environment. The class collectively builds a simple application together — a different design than Repo 1 to reinforce different patterns (e.g., a multi-company comparison view or a watchlist dashboard). Each student commits the class application to their own GitHub as Repo 2.</w:t>
+              <w:t xml:space="preserve">Instructor drives a class-wide vibe-coding session using directed prompts projected on screen. Students follow along in their own Vite environment. The class collectively builds a simple application together — a different design than Repo 1 to reinforce different patterns (e.g., a multi-company comparison view or </w:t>
+            </w:r>
+            <w:r>
+              <w:rPr>
+                <w:sz w:val="17"/>
+                <w:szCs w:val="17"/>
+              </w:rPr>
+              <w:lastRenderedPageBreak/>
+              <w:t>a watchlist dashboard). Each student commits the class application to their own GitHub as Repo 2.</w:t>
             </w:r>
           </w:p>
         </w:tc>
       </w:tr>
       <w:tr>
-        <w:tblPrEx>
-          <w:tblCellMar>
-            <w:top w:w="0" w:type="dxa"/>
-            <w:bottom w:w="0" w:type="dxa"/>
-          </w:tblCellMar>
-        </w:tblPrEx>
         <w:tc>
           <w:tcPr>
             <w:tcW w:w="1600" w:type="dxa"/>
@@ -5307,6 +5147,7 @@
                 <w:sz w:val="18"/>
                 <w:szCs w:val="18"/>
               </w:rPr>
+              <w:lastRenderedPageBreak/>
               <w:t>14:00 – 15:00</w:t>
             </w:r>
           </w:p>
@@ -5396,26 +5237,12 @@
                 <w:sz w:val="17"/>
                 <w:szCs w:val="17"/>
               </w:rPr>
-              <w:t xml:space="preserve">) or richer data sources. All students draft a brief </w:t>
-            </w:r>
-            <w:r>
-              <w:rPr>
-                <w:sz w:val="17"/>
-                <w:szCs w:val="17"/>
-              </w:rPr>
-              <w:lastRenderedPageBreak/>
-              <w:t>functional requirements document for their application. Instructor and TAs circulate.</w:t>
+              <w:t>) or richer data sources. All students draft a brief functional requirements document for their application. Instructor and TAs circulate.</w:t>
             </w:r>
           </w:p>
         </w:tc>
       </w:tr>
       <w:tr>
-        <w:tblPrEx>
-          <w:tblCellMar>
-            <w:top w:w="0" w:type="dxa"/>
-            <w:bottom w:w="0" w:type="dxa"/>
-          </w:tblCellMar>
-        </w:tblPrEx>
         <w:tc>
           <w:tcPr>
             <w:tcW w:w="1600" w:type="dxa"/>
@@ -5442,7 +5269,6 @@
                 <w:sz w:val="18"/>
                 <w:szCs w:val="18"/>
               </w:rPr>
-              <w:lastRenderedPageBreak/>
               <w:t>15:00 – 16:00</w:t>
             </w:r>
           </w:p>
@@ -5522,12 +5348,6 @@
         </w:tc>
       </w:tr>
       <w:tr>
-        <w:tblPrEx>
-          <w:tblCellMar>
-            <w:top w:w="0" w:type="dxa"/>
-            <w:bottom w:w="0" w:type="dxa"/>
-          </w:tblCellMar>
-        </w:tblPrEx>
         <w:tc>
           <w:tcPr>
             <w:tcW w:w="1600" w:type="dxa"/>
@@ -5669,12 +5489,6 @@
         <w:gridCol w:w="3280"/>
       </w:tblGrid>
       <w:tr>
-        <w:tblPrEx>
-          <w:tblCellMar>
-            <w:top w:w="0" w:type="dxa"/>
-            <w:bottom w:w="0" w:type="dxa"/>
-          </w:tblCellMar>
-        </w:tblPrEx>
         <w:tc>
           <w:tcPr>
             <w:tcW w:w="1200" w:type="dxa"/>
@@ -5786,12 +5600,6 @@
         </w:tc>
       </w:tr>
       <w:tr>
-        <w:tblPrEx>
-          <w:tblCellMar>
-            <w:top w:w="0" w:type="dxa"/>
-            <w:bottom w:w="0" w:type="dxa"/>
-          </w:tblCellMar>
-        </w:tblPrEx>
         <w:tc>
           <w:tcPr>
             <w:tcW w:w="1200" w:type="dxa"/>
@@ -5916,12 +5724,6 @@
         </w:tc>
       </w:tr>
       <w:tr>
-        <w:tblPrEx>
-          <w:tblCellMar>
-            <w:top w:w="0" w:type="dxa"/>
-            <w:bottom w:w="0" w:type="dxa"/>
-          </w:tblCellMar>
-        </w:tblPrEx>
         <w:tc>
           <w:tcPr>
             <w:tcW w:w="1200" w:type="dxa"/>
@@ -6032,12 +5834,6 @@
         </w:tc>
       </w:tr>
       <w:tr>
-        <w:tblPrEx>
-          <w:tblCellMar>
-            <w:top w:w="0" w:type="dxa"/>
-            <w:bottom w:w="0" w:type="dxa"/>
-          </w:tblCellMar>
-        </w:tblPrEx>
         <w:tc>
           <w:tcPr>
             <w:tcW w:w="1200" w:type="dxa"/>
@@ -6148,12 +5944,6 @@
         </w:tc>
       </w:tr>
       <w:tr>
-        <w:tblPrEx>
-          <w:tblCellMar>
-            <w:top w:w="0" w:type="dxa"/>
-            <w:bottom w:w="0" w:type="dxa"/>
-          </w:tblCellMar>
-        </w:tblPrEx>
         <w:tc>
           <w:tcPr>
             <w:tcW w:w="1200" w:type="dxa"/>
@@ -6264,12 +6054,6 @@
         </w:tc>
       </w:tr>
       <w:tr>
-        <w:tblPrEx>
-          <w:tblCellMar>
-            <w:top w:w="0" w:type="dxa"/>
-            <w:bottom w:w="0" w:type="dxa"/>
-          </w:tblCellMar>
-        </w:tblPrEx>
         <w:tc>
           <w:tcPr>
             <w:tcW w:w="1200" w:type="dxa"/>
@@ -6380,12 +6164,6 @@
         </w:tc>
       </w:tr>
       <w:tr>
-        <w:tblPrEx>
-          <w:tblCellMar>
-            <w:top w:w="0" w:type="dxa"/>
-            <w:bottom w:w="0" w:type="dxa"/>
-          </w:tblCellMar>
-        </w:tblPrEx>
         <w:tc>
           <w:tcPr>
             <w:tcW w:w="1200" w:type="dxa"/>
@@ -6512,6 +6290,9 @@
       </w:pPr>
       <w:r>
         <w:t>Post-Module Assignment</w:t>
+      </w:r>
+      <w:r>
+        <w:t xml:space="preserve"> - Individual</w:t>
       </w:r>
     </w:p>
     <w:p/>
@@ -6536,12 +6317,6 @@
         <w:gridCol w:w="9360"/>
       </w:tblGrid>
       <w:tr>
-        <w:tblPrEx>
-          <w:tblCellMar>
-            <w:top w:w="0" w:type="dxa"/>
-            <w:bottom w:w="0" w:type="dxa"/>
-          </w:tblCellMar>
-        </w:tblPrEx>
         <w:tc>
           <w:tcPr>
             <w:tcW w:w="9360" w:type="dxa"/>
@@ -6582,6 +6357,7 @@
               <w:spacing w:before="40" w:after="40"/>
             </w:pPr>
             <w:r>
+              <w:lastRenderedPageBreak/>
               <w:t>Functional Requirements Document: A structured document describing a quantitative investment thesis — chosen equity universe (</w:t>
             </w:r>
             <w:r>
@@ -6617,11 +6393,7 @@
               <w:spacing w:before="40" w:after="40"/>
             </w:pPr>
             <w:r>
-              <w:t xml:space="preserve">Portfolio Dashboard: A vibe-coded SPA (extending Repo 3 or built fresh) that fetches live prices on load, displays optimized weights, shows trading signal summaries, and renders an </w:t>
-            </w:r>
-            <w:r>
-              <w:lastRenderedPageBreak/>
-              <w:t>LLM-generated executive commentary. The application should be published via GitHub Pages.</w:t>
+              <w:t>Portfolio Dashboard: A vibe-coded SPA (extending Repo 3 or built fresh) that fetches live prices on load, displays optimized weights, shows trading signal summaries, and renders an LLM-generated executive commentary. The application should be published via GitHub Pages.</w:t>
             </w:r>
           </w:p>
           <w:p>
@@ -6742,12 +6514,6 @@
         <w:gridCol w:w="2000"/>
       </w:tblGrid>
       <w:tr>
-        <w:tblPrEx>
-          <w:tblCellMar>
-            <w:top w:w="0" w:type="dxa"/>
-            <w:bottom w:w="0" w:type="dxa"/>
-          </w:tblCellMar>
-        </w:tblPrEx>
         <w:tc>
           <w:tcPr>
             <w:tcW w:w="5360" w:type="dxa"/>
@@ -6834,12 +6600,6 @@
         </w:tc>
       </w:tr>
       <w:tr>
-        <w:tblPrEx>
-          <w:tblCellMar>
-            <w:top w:w="0" w:type="dxa"/>
-            <w:bottom w:w="0" w:type="dxa"/>
-          </w:tblCellMar>
-        </w:tblPrEx>
         <w:tc>
           <w:tcPr>
             <w:tcW w:w="5360" w:type="dxa"/>
@@ -6896,7 +6656,10 @@
           </w:tcPr>
           <w:p>
             <w:r>
-              <w:t>TBD</w:t>
+              <w:t>3</w:t>
+            </w:r>
+            <w:r>
+              <w:t>0%</w:t>
             </w:r>
           </w:p>
         </w:tc>
@@ -6921,12 +6684,6 @@
         </w:tc>
       </w:tr>
       <w:tr>
-        <w:tblPrEx>
-          <w:tblCellMar>
-            <w:top w:w="0" w:type="dxa"/>
-            <w:bottom w:w="0" w:type="dxa"/>
-          </w:tblCellMar>
-        </w:tblPrEx>
         <w:tc>
           <w:tcPr>
             <w:tcW w:w="5360" w:type="dxa"/>
@@ -6969,7 +6726,10 @@
           </w:tcPr>
           <w:p>
             <w:r>
-              <w:t>TBD</w:t>
+              <w:t>3</w:t>
+            </w:r>
+            <w:r>
+              <w:t>0%</w:t>
             </w:r>
           </w:p>
         </w:tc>
@@ -6998,12 +6758,6 @@
         </w:tc>
       </w:tr>
       <w:tr>
-        <w:tblPrEx>
-          <w:tblCellMar>
-            <w:top w:w="0" w:type="dxa"/>
-            <w:bottom w:w="0" w:type="dxa"/>
-          </w:tblCellMar>
-        </w:tblPrEx>
         <w:tc>
           <w:tcPr>
             <w:tcW w:w="5360" w:type="dxa"/>
@@ -7037,6 +6791,9 @@
             <w:r>
               <w:t>dashboard + exec summary + presentation)</w:t>
             </w:r>
+            <w:r>
+              <w:t>; individual</w:t>
+            </w:r>
           </w:p>
         </w:tc>
         <w:tc>
@@ -7058,7 +6815,7 @@
           </w:tcPr>
           <w:p>
             <w:r>
-              <w:t>TBD</w:t>
+              <w:t>40%</w:t>
             </w:r>
           </w:p>
         </w:tc>
@@ -7083,12 +6840,6 @@
         </w:tc>
       </w:tr>
       <w:tr>
-        <w:tblPrEx>
-          <w:tblCellMar>
-            <w:top w:w="0" w:type="dxa"/>
-            <w:bottom w:w="0" w:type="dxa"/>
-          </w:tblCellMar>
-        </w:tblPrEx>
         <w:tc>
           <w:tcPr>
             <w:tcW w:w="5360" w:type="dxa"/>
@@ -7197,12 +6948,6 @@
         <w:gridCol w:w="9360"/>
       </w:tblGrid>
       <w:tr>
-        <w:tblPrEx>
-          <w:tblCellMar>
-            <w:top w:w="0" w:type="dxa"/>
-            <w:bottom w:w="0" w:type="dxa"/>
-          </w:tblCellMar>
-        </w:tblPrEx>
         <w:tc>
           <w:tcPr>
             <w:tcW w:w="9360" w:type="dxa"/>
@@ -8307,6 +8052,19 @@
       <w:shd w:val="clear" w:color="auto" w:fill="E1DFDD"/>
     </w:rPr>
   </w:style>
+  <w:style w:type="character" w:styleId="HTMLCode">
+    <w:name w:val="HTML Code"/>
+    <w:basedOn w:val="DefaultParagraphFont"/>
+    <w:uiPriority w:val="99"/>
+    <w:semiHidden/>
+    <w:unhideWhenUsed/>
+    <w:rsid w:val="008B2616"/>
+    <w:rPr>
+      <w:rFonts w:ascii="Courier New" w:eastAsia="Times New Roman" w:hAnsi="Courier New" w:cs="Courier New"/>
+      <w:sz w:val="20"/>
+      <w:szCs w:val="20"/>
+    </w:rPr>
+  </w:style>
 </w:styles>
 </file>
 
